--- a/Documentação.docx
+++ b/Documentação.docx
@@ -1940,6 +1940,7 @@
       <w:pPr>
         <w:rPr>
           <w:rFonts w:ascii="Arial" w:hAnsi="Arial" w:cs="Arial"/>
+          <w:noProof/>
           <w:sz w:val="24"/>
         </w:rPr>
       </w:pPr>
@@ -1965,23 +1966,979 @@
         </w:rPr>
         <w:t>m</w:t>
       </w:r>
-      <w:bookmarkStart w:id="0" w:name="_GoBack"/>
-      <w:bookmarkEnd w:id="0"/>
-      <w:r>
-        <w:rPr>
-          <w:rFonts w:ascii="Arial" w:hAnsi="Arial" w:cs="Arial"/>
-          <w:sz w:val="24"/>
-        </w:rPr>
-        <w:t xml:space="preserve"> as telas reais do aplicativo.</w:t>
-      </w:r>
-    </w:p>
-    <w:p>
-      <w:pPr>
-        <w:rPr>
-          <w:rFonts w:ascii="Arial" w:hAnsi="Arial" w:cs="Arial"/>
-          <w:sz w:val="24"/>
-        </w:rPr>
-      </w:pPr>
+      <w:r>
+        <w:rPr>
+          <w:rFonts w:ascii="Arial" w:hAnsi="Arial" w:cs="Arial"/>
+          <w:sz w:val="24"/>
+        </w:rPr>
+        <w:t xml:space="preserve"> </w:t>
+      </w:r>
+      <w:proofErr w:type="gramStart"/>
+      <w:r>
+        <w:rPr>
+          <w:rFonts w:ascii="Arial" w:hAnsi="Arial" w:cs="Arial"/>
+          <w:sz w:val="24"/>
+        </w:rPr>
+        <w:t>as</w:t>
+      </w:r>
+      <w:proofErr w:type="gramEnd"/>
+      <w:r>
+        <w:rPr>
+          <w:rFonts w:ascii="Arial" w:hAnsi="Arial" w:cs="Arial"/>
+          <w:sz w:val="24"/>
+        </w:rPr>
+        <w:t xml:space="preserve"> telas reais do aplicativo.</w:t>
+      </w:r>
+      <w:r>
+        <w:rPr>
+          <w:rStyle w:val="Normal"/>
+          <w:rFonts w:ascii="Times New Roman" w:eastAsia="Times New Roman" w:hAnsi="Times New Roman" w:cs="Times New Roman"/>
+          <w:snapToGrid w:val="0"/>
+          <w:color w:val="000000"/>
+          <w:w w:val="0"/>
+          <w:sz w:val="0"/>
+          <w:szCs w:val="0"/>
+          <w:u w:color="000000"/>
+          <w:bdr w:val="none" w:sz="0" w:space="0" w:color="000000"/>
+          <w:shd w:val="clear" w:color="000000" w:fill="000000"/>
+          <w:lang w:val="x-none" w:eastAsia="x-none" w:bidi="x-none"/>
+        </w:rPr>
+        <w:t xml:space="preserve"> </w:t>
+      </w:r>
+    </w:p>
+    <w:p>
+      <w:pPr>
+        <w:rPr>
+          <w:rFonts w:ascii="Arial" w:hAnsi="Arial" w:cs="Arial"/>
+          <w:sz w:val="24"/>
+        </w:rPr>
+      </w:pPr>
+      <w:r>
+        <w:rPr>
+          <w:rFonts w:ascii="Arial" w:hAnsi="Arial" w:cs="Arial"/>
+          <w:noProof/>
+          <w:sz w:val="24"/>
+        </w:rPr>
+        <mc:AlternateContent>
+          <mc:Choice Requires="wps">
+            <w:drawing>
+              <wp:anchor distT="0" distB="0" distL="114300" distR="114300" simplePos="0" relativeHeight="251659264" behindDoc="0" locked="0" layoutInCell="1" allowOverlap="1">
+                <wp:simplePos x="0" y="0"/>
+                <wp:positionH relativeFrom="column">
+                  <wp:posOffset>2408132</wp:posOffset>
+                </wp:positionH>
+                <wp:positionV relativeFrom="paragraph">
+                  <wp:posOffset>-635</wp:posOffset>
+                </wp:positionV>
+                <wp:extent cx="2963333" cy="3225800"/>
+                <wp:effectExtent l="0" t="0" r="27940" b="12700"/>
+                <wp:wrapNone/>
+                <wp:docPr id="4" name="Caixa de texto 4"/>
+                <wp:cNvGraphicFramePr/>
+                <a:graphic xmlns:a="http://schemas.openxmlformats.org/drawingml/2006/main">
+                  <a:graphicData uri="http://schemas.microsoft.com/office/word/2010/wordprocessingShape">
+                    <wps:wsp>
+                      <wps:cNvSpPr txBox="1"/>
+                      <wps:spPr>
+                        <a:xfrm>
+                          <a:off x="0" y="0"/>
+                          <a:ext cx="2963333" cy="3225800"/>
+                        </a:xfrm>
+                        <a:prstGeom prst="rect">
+                          <a:avLst/>
+                        </a:prstGeom>
+                        <a:solidFill>
+                          <a:schemeClr val="lt1"/>
+                        </a:solidFill>
+                        <a:ln w="6350">
+                          <a:solidFill>
+                            <a:prstClr val="black"/>
+                          </a:solidFill>
+                        </a:ln>
+                        <a:effectLst/>
+                      </wps:spPr>
+                      <wps:style>
+                        <a:lnRef idx="0">
+                          <a:schemeClr val="accent1"/>
+                        </a:lnRef>
+                        <a:fillRef idx="0">
+                          <a:schemeClr val="accent1"/>
+                        </a:fillRef>
+                        <a:effectRef idx="0">
+                          <a:schemeClr val="accent1"/>
+                        </a:effectRef>
+                        <a:fontRef idx="minor">
+                          <a:schemeClr val="dk1"/>
+                        </a:fontRef>
+                      </wps:style>
+                      <wps:txbx>
+                        <w:txbxContent>
+                          <w:p>
+                            <w:r>
+                              <w:t>Tela de Listagem</w:t>
+                            </w:r>
+                          </w:p>
+                          <w:p>
+                            <w:r>
+                              <w:t xml:space="preserve">No canto superior esquerdo há um </w:t>
+                            </w:r>
+                            <w:r>
+                              <w:t>botão</w:t>
+                            </w:r>
+                            <w:r>
+                              <w:t xml:space="preserve"> para acessar a interface do </w:t>
+                            </w:r>
+                            <w:proofErr w:type="gramStart"/>
+                            <w:r>
+                              <w:t>menu</w:t>
+                            </w:r>
+                            <w:proofErr w:type="gramEnd"/>
+                            <w:r>
+                              <w:t xml:space="preserve"> lateral.</w:t>
+                            </w:r>
+                          </w:p>
+                          <w:p>
+                            <w:r>
+                              <w:t xml:space="preserve">No canto superior direito há </w:t>
+                            </w:r>
+                            <w:r>
+                              <w:t xml:space="preserve">um </w:t>
+                            </w:r>
+                            <w:r>
+                              <w:rPr>
+                                <w:i/>
+                              </w:rPr>
+                              <w:t>textView</w:t>
+                            </w:r>
+                            <w:r>
+                              <w:t xml:space="preserve"> com</w:t>
+                            </w:r>
+                            <w:r>
+                              <w:t xml:space="preserve"> quantidade de livros listados.</w:t>
+                            </w:r>
+                          </w:p>
+                          <w:p>
+                            <w:r>
+                              <w:t xml:space="preserve">Na parte superior central há </w:t>
+                            </w:r>
+                            <w:r>
+                              <w:t xml:space="preserve">um </w:t>
+                            </w:r>
+                            <w:r>
+                              <w:rPr>
+                                <w:i/>
+                              </w:rPr>
+                              <w:t>Spinner</w:t>
+                            </w:r>
+                            <w:r>
+                              <w:t xml:space="preserve"> </w:t>
+                            </w:r>
+                            <w:r>
+                              <w:t xml:space="preserve">com </w:t>
+                            </w:r>
+                            <w:r>
+                              <w:t>o tipo de listagem (por categoria, por autor, por tema) e o seu nome.</w:t>
+                            </w:r>
+                          </w:p>
+                          <w:p>
+                            <w:r>
+                              <w:t>Há também uma caixa de texto para pesquisar por um livro específico.</w:t>
+                            </w:r>
+                          </w:p>
+                          <w:p>
+                            <w:r>
+                              <w:t xml:space="preserve">Por fim, a </w:t>
+                            </w:r>
+                            <w:r>
+                              <w:rPr>
+                                <w:i/>
+                              </w:rPr>
+                              <w:t>listView</w:t>
+                            </w:r>
+                            <w:r>
+                              <w:t xml:space="preserve"> de livros com seus respectivos nomes, autores, e categorias.</w:t>
+                            </w:r>
+                          </w:p>
+                        </w:txbxContent>
+                      </wps:txbx>
+                      <wps:bodyPr rot="0" spcFirstLastPara="0" vertOverflow="overflow" horzOverflow="overflow" vert="horz" wrap="square" lIns="91440" tIns="45720" rIns="91440" bIns="45720" numCol="1" spcCol="0" rtlCol="0" fromWordArt="0" anchor="t" anchorCtr="0" forceAA="0" compatLnSpc="1">
+                        <a:prstTxWarp prst="textNoShape">
+                          <a:avLst/>
+                        </a:prstTxWarp>
+                        <a:noAutofit/>
+                      </wps:bodyPr>
+                    </wps:wsp>
+                  </a:graphicData>
+                </a:graphic>
+                <wp14:sizeRelH relativeFrom="margin">
+                  <wp14:pctWidth>0</wp14:pctWidth>
+                </wp14:sizeRelH>
+                <wp14:sizeRelV relativeFrom="margin">
+                  <wp14:pctHeight>0</wp14:pctHeight>
+                </wp14:sizeRelV>
+              </wp:anchor>
+            </w:drawing>
+          </mc:Choice>
+          <mc:Fallback>
+            <w:pict>
+              <v:shapetype id="_x0000_t202" coordsize="21600,21600" o:spt="202" path="m,l,21600r21600,l21600,xe">
+                <v:stroke joinstyle="miter"/>
+                <v:path gradientshapeok="t" o:connecttype="rect"/>
+              </v:shapetype>
+              <v:shape id="Caixa de texto 4" o:spid="_x0000_s1026" type="#_x0000_t202" style="position:absolute;margin-left:189.6pt;margin-top:-.05pt;width:233.35pt;height:254pt;z-index:251659264;visibility:visible;mso-wrap-style:square;mso-width-percent:0;mso-height-percent:0;mso-wrap-distance-left:9pt;mso-wrap-distance-top:0;mso-wrap-distance-right:9pt;mso-wrap-distance-bottom:0;mso-position-horizontal:absolute;mso-position-horizontal-relative:text;mso-position-vertical:absolute;mso-position-vertical-relative:text;mso-width-percent:0;mso-height-percent:0;mso-width-relative:margin;mso-height-relative:margin;v-text-anchor:top" o:gfxdata="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" fillcolor="white [3201]" strokeweight=".5pt">
+                <v:textbox>
+                  <w:txbxContent>
+                    <w:p>
+                      <w:r>
+                        <w:t>Tela de Listagem</w:t>
+                      </w:r>
+                    </w:p>
+                    <w:p>
+                      <w:r>
+                        <w:t xml:space="preserve">No canto superior esquerdo há um </w:t>
+                      </w:r>
+                      <w:r>
+                        <w:t>botão</w:t>
+                      </w:r>
+                      <w:r>
+                        <w:t xml:space="preserve"> para acessar a interface do </w:t>
+                      </w:r>
+                      <w:proofErr w:type="gramStart"/>
+                      <w:r>
+                        <w:t>menu</w:t>
+                      </w:r>
+                      <w:proofErr w:type="gramEnd"/>
+                      <w:r>
+                        <w:t xml:space="preserve"> lateral.</w:t>
+                      </w:r>
+                    </w:p>
+                    <w:p>
+                      <w:r>
+                        <w:t xml:space="preserve">No canto superior direito há </w:t>
+                      </w:r>
+                      <w:r>
+                        <w:t xml:space="preserve">um </w:t>
+                      </w:r>
+                      <w:r>
+                        <w:rPr>
+                          <w:i/>
+                        </w:rPr>
+                        <w:t>textView</w:t>
+                      </w:r>
+                      <w:r>
+                        <w:t xml:space="preserve"> com</w:t>
+                      </w:r>
+                      <w:r>
+                        <w:t xml:space="preserve"> quantidade de livros listados.</w:t>
+                      </w:r>
+                    </w:p>
+                    <w:p>
+                      <w:r>
+                        <w:t xml:space="preserve">Na parte superior central há </w:t>
+                      </w:r>
+                      <w:r>
+                        <w:t xml:space="preserve">um </w:t>
+                      </w:r>
+                      <w:r>
+                        <w:rPr>
+                          <w:i/>
+                        </w:rPr>
+                        <w:t>Spinner</w:t>
+                      </w:r>
+                      <w:r>
+                        <w:t xml:space="preserve"> </w:t>
+                      </w:r>
+                      <w:r>
+                        <w:t xml:space="preserve">com </w:t>
+                      </w:r>
+                      <w:r>
+                        <w:t>o tipo de listagem (por categoria, por autor, por tema) e o seu nome.</w:t>
+                      </w:r>
+                    </w:p>
+                    <w:p>
+                      <w:r>
+                        <w:t>Há também uma caixa de texto para pesquisar por um livro específico.</w:t>
+                      </w:r>
+                    </w:p>
+                    <w:p>
+                      <w:r>
+                        <w:t xml:space="preserve">Por fim, a </w:t>
+                      </w:r>
+                      <w:r>
+                        <w:rPr>
+                          <w:i/>
+                        </w:rPr>
+                        <w:t>listView</w:t>
+                      </w:r>
+                      <w:r>
+                        <w:t xml:space="preserve"> de livros com seus respectivos nomes, autores, e categorias.</w:t>
+                      </w:r>
+                    </w:p>
+                  </w:txbxContent>
+                </v:textbox>
+              </v:shape>
+            </w:pict>
+          </mc:Fallback>
+        </mc:AlternateContent>
+      </w:r>
+      <w:r>
+        <w:rPr>
+          <w:rFonts w:ascii="Arial" w:hAnsi="Arial" w:cs="Arial"/>
+          <w:noProof/>
+          <w:sz w:val="24"/>
+        </w:rPr>
+        <w:drawing>
+          <wp:inline distT="0" distB="0" distL="0" distR="0" wp14:anchorId="588F0CA9" wp14:editId="02E59FB7">
+            <wp:extent cx="2192867" cy="4868830"/>
+            <wp:effectExtent l="0" t="0" r="0" b="8255"/>
+            <wp:docPr id="3" name="Imagem 3" descr="C:\Pendragon\Mein Programs\Projects\Operação Bibliotheca Alexandrina\Interfaces (protótipos)\Interface Lista.jpg"/>
+            <wp:cNvGraphicFramePr>
+              <a:graphicFrameLocks xmlns:a="http://schemas.openxmlformats.org/drawingml/2006/main" noChangeAspect="1"/>
+            </wp:cNvGraphicFramePr>
+            <a:graphic xmlns:a="http://schemas.openxmlformats.org/drawingml/2006/main">
+              <a:graphicData uri="http://schemas.openxmlformats.org/drawingml/2006/picture">
+                <pic:pic xmlns:pic="http://schemas.openxmlformats.org/drawingml/2006/picture">
+                  <pic:nvPicPr>
+                    <pic:cNvPr id="0" name="Picture 2" descr="C:\Pendragon\Mein Programs\Projects\Operação Bibliotheca Alexandrina\Interfaces (protótipos)\Interface Lista.jpg"/>
+                    <pic:cNvPicPr>
+                      <a:picLocks noChangeAspect="1" noChangeArrowheads="1"/>
+                    </pic:cNvPicPr>
+                  </pic:nvPicPr>
+                  <pic:blipFill>
+                    <a:blip r:embed="rId7" cstate="print">
+                      <a:extLst>
+                        <a:ext uri="{28A0092B-C50C-407E-A947-70E740481C1C}">
+                          <a14:useLocalDpi xmlns:a14="http://schemas.microsoft.com/office/drawing/2010/main" val="0"/>
+                        </a:ext>
+                      </a:extLst>
+                    </a:blip>
+                    <a:srcRect/>
+                    <a:stretch>
+                      <a:fillRect/>
+                    </a:stretch>
+                  </pic:blipFill>
+                  <pic:spPr bwMode="auto">
+                    <a:xfrm>
+                      <a:off x="0" y="0"/>
+                      <a:ext cx="2196110" cy="4876030"/>
+                    </a:xfrm>
+                    <a:prstGeom prst="rect">
+                      <a:avLst/>
+                    </a:prstGeom>
+                    <a:noFill/>
+                    <a:ln>
+                      <a:noFill/>
+                    </a:ln>
+                  </pic:spPr>
+                </pic:pic>
+              </a:graphicData>
+            </a:graphic>
+          </wp:inline>
+        </w:drawing>
+      </w:r>
+    </w:p>
+    <w:p>
+      <w:pPr>
+        <w:rPr>
+          <w:rFonts w:ascii="Arial" w:hAnsi="Arial" w:cs="Arial"/>
+          <w:sz w:val="24"/>
+        </w:rPr>
+      </w:pPr>
+      <w:r>
+        <w:rPr>
+          <w:rFonts w:ascii="Arial" w:hAnsi="Arial" w:cs="Arial"/>
+          <w:noProof/>
+          <w:sz w:val="24"/>
+        </w:rPr>
+        <w:lastRenderedPageBreak/>
+        <mc:AlternateContent>
+          <mc:Choice Requires="wps">
+            <w:drawing>
+              <wp:anchor distT="0" distB="0" distL="114300" distR="114300" simplePos="0" relativeHeight="251660288" behindDoc="0" locked="0" layoutInCell="1" allowOverlap="1">
+                <wp:simplePos x="0" y="0"/>
+                <wp:positionH relativeFrom="column">
+                  <wp:posOffset>2391198</wp:posOffset>
+                </wp:positionH>
+                <wp:positionV relativeFrom="paragraph">
+                  <wp:posOffset>-2328</wp:posOffset>
+                </wp:positionV>
+                <wp:extent cx="2683934" cy="2878666"/>
+                <wp:effectExtent l="0" t="0" r="21590" b="17145"/>
+                <wp:wrapNone/>
+                <wp:docPr id="6" name="Caixa de texto 6"/>
+                <wp:cNvGraphicFramePr/>
+                <a:graphic xmlns:a="http://schemas.openxmlformats.org/drawingml/2006/main">
+                  <a:graphicData uri="http://schemas.microsoft.com/office/word/2010/wordprocessingShape">
+                    <wps:wsp>
+                      <wps:cNvSpPr txBox="1"/>
+                      <wps:spPr>
+                        <a:xfrm>
+                          <a:off x="0" y="0"/>
+                          <a:ext cx="2683934" cy="2878666"/>
+                        </a:xfrm>
+                        <a:prstGeom prst="rect">
+                          <a:avLst/>
+                        </a:prstGeom>
+                        <a:solidFill>
+                          <a:schemeClr val="lt1"/>
+                        </a:solidFill>
+                        <a:ln w="6350">
+                          <a:solidFill>
+                            <a:prstClr val="black"/>
+                          </a:solidFill>
+                        </a:ln>
+                        <a:effectLst/>
+                      </wps:spPr>
+                      <wps:style>
+                        <a:lnRef idx="0">
+                          <a:schemeClr val="accent1"/>
+                        </a:lnRef>
+                        <a:fillRef idx="0">
+                          <a:schemeClr val="accent1"/>
+                        </a:fillRef>
+                        <a:effectRef idx="0">
+                          <a:schemeClr val="accent1"/>
+                        </a:effectRef>
+                        <a:fontRef idx="minor">
+                          <a:schemeClr val="dk1"/>
+                        </a:fontRef>
+                      </wps:style>
+                      <wps:txbx>
+                        <w:txbxContent>
+                          <w:p>
+                            <w:r>
+                              <w:t xml:space="preserve">Tela da barra de </w:t>
+                            </w:r>
+                            <w:proofErr w:type="gramStart"/>
+                            <w:r>
+                              <w:t>menu</w:t>
+                            </w:r>
+                            <w:proofErr w:type="gramEnd"/>
+                            <w:r>
+                              <w:t xml:space="preserve"> lateral.</w:t>
+                            </w:r>
+                          </w:p>
+                          <w:p>
+                            <w:r>
+                              <w:t>No canto superior há, da esquerda para direita, um botão de seta para voltar a tela anterior, alguma coisa para preencher o meio e um botão para alterar as configurações do aplicativo.</w:t>
+                            </w:r>
+                          </w:p>
+                          <w:p>
+                            <w:r>
+                              <w:t>Há uma caixa de texto para buscar um livro individualmente. O resto é autoexplicativo</w:t>
+                            </w:r>
+                          </w:p>
+                          <w:p>
+                            <w:r>
+                              <w:t xml:space="preserve">(OBS: há também uma imagem decorativa da </w:t>
+                            </w:r>
+                            <w:proofErr w:type="spellStart"/>
+                            <w:r>
+                              <w:t>Patchouli</w:t>
+                            </w:r>
+                            <w:proofErr w:type="spellEnd"/>
+                            <w:r>
+                              <w:t>)</w:t>
+                            </w:r>
+                          </w:p>
+                        </w:txbxContent>
+                      </wps:txbx>
+                      <wps:bodyPr rot="0" spcFirstLastPara="0" vertOverflow="overflow" horzOverflow="overflow" vert="horz" wrap="square" lIns="91440" tIns="45720" rIns="91440" bIns="45720" numCol="1" spcCol="0" rtlCol="0" fromWordArt="0" anchor="t" anchorCtr="0" forceAA="0" compatLnSpc="1">
+                        <a:prstTxWarp prst="textNoShape">
+                          <a:avLst/>
+                        </a:prstTxWarp>
+                        <a:noAutofit/>
+                      </wps:bodyPr>
+                    </wps:wsp>
+                  </a:graphicData>
+                </a:graphic>
+                <wp14:sizeRelV relativeFrom="margin">
+                  <wp14:pctHeight>0</wp14:pctHeight>
+                </wp14:sizeRelV>
+              </wp:anchor>
+            </w:drawing>
+          </mc:Choice>
+          <mc:Fallback>
+            <w:pict>
+              <v:shape id="Caixa de texto 6" o:spid="_x0000_s1027" type="#_x0000_t202" style="position:absolute;margin-left:188.3pt;margin-top:-.2pt;width:211.35pt;height:226.65pt;z-index:251660288;visibility:visible;mso-wrap-style:square;mso-height-percent:0;mso-wrap-distance-left:9pt;mso-wrap-distance-top:0;mso-wrap-distance-right:9pt;mso-wrap-distance-bottom:0;mso-position-horizontal:absolute;mso-position-horizontal-relative:text;mso-position-vertical:absolute;mso-position-vertical-relative:text;mso-height-percent:0;mso-height-relative:margin;v-text-anchor:top" o:gfxdata="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" fillcolor="white [3201]" strokeweight=".5pt">
+                <v:textbox>
+                  <w:txbxContent>
+                    <w:p>
+                      <w:r>
+                        <w:t xml:space="preserve">Tela da barra de </w:t>
+                      </w:r>
+                      <w:proofErr w:type="gramStart"/>
+                      <w:r>
+                        <w:t>menu</w:t>
+                      </w:r>
+                      <w:proofErr w:type="gramEnd"/>
+                      <w:r>
+                        <w:t xml:space="preserve"> lateral.</w:t>
+                      </w:r>
+                    </w:p>
+                    <w:p>
+                      <w:r>
+                        <w:t>No canto superior há, da esquerda para direita, um botão de seta para voltar a tela anterior, alguma coisa para preencher o meio e um botão para alterar as configurações do aplicativo.</w:t>
+                      </w:r>
+                    </w:p>
+                    <w:p>
+                      <w:r>
+                        <w:t>Há uma caixa de texto para buscar um livro individualmente. O resto é autoexplicativo</w:t>
+                      </w:r>
+                    </w:p>
+                    <w:p>
+                      <w:r>
+                        <w:t xml:space="preserve">(OBS: há também uma imagem decorativa da </w:t>
+                      </w:r>
+                      <w:proofErr w:type="spellStart"/>
+                      <w:r>
+                        <w:t>Patchouli</w:t>
+                      </w:r>
+                      <w:proofErr w:type="spellEnd"/>
+                      <w:r>
+                        <w:t>)</w:t>
+                      </w:r>
+                    </w:p>
+                  </w:txbxContent>
+                </v:textbox>
+              </v:shape>
+            </w:pict>
+          </mc:Fallback>
+        </mc:AlternateContent>
+      </w:r>
+      <w:r>
+        <w:rPr>
+          <w:rFonts w:ascii="Arial" w:hAnsi="Arial" w:cs="Arial"/>
+          <w:noProof/>
+          <w:sz w:val="24"/>
+        </w:rPr>
+        <w:drawing>
+          <wp:inline distT="0" distB="0" distL="0" distR="0">
+            <wp:extent cx="1986725" cy="4004733"/>
+            <wp:effectExtent l="0" t="0" r="0" b="0"/>
+            <wp:docPr id="2" name="Imagem 2" descr="C:\Pendragon\Mein Programs\Projects\Operação Bibliotheca Alexandrina\Interfaces (protótipos)\Interface Menu.png"/>
+            <wp:cNvGraphicFramePr>
+              <a:graphicFrameLocks xmlns:a="http://schemas.openxmlformats.org/drawingml/2006/main" noChangeAspect="1"/>
+            </wp:cNvGraphicFramePr>
+            <a:graphic xmlns:a="http://schemas.openxmlformats.org/drawingml/2006/main">
+              <a:graphicData uri="http://schemas.openxmlformats.org/drawingml/2006/picture">
+                <pic:pic xmlns:pic="http://schemas.openxmlformats.org/drawingml/2006/picture">
+                  <pic:nvPicPr>
+                    <pic:cNvPr id="0" name="Picture 1" descr="C:\Pendragon\Mein Programs\Projects\Operação Bibliotheca Alexandrina\Interfaces (protótipos)\Interface Menu.png"/>
+                    <pic:cNvPicPr>
+                      <a:picLocks noChangeAspect="1" noChangeArrowheads="1"/>
+                    </pic:cNvPicPr>
+                  </pic:nvPicPr>
+                  <pic:blipFill>
+                    <a:blip r:embed="rId8" cstate="print">
+                      <a:extLst>
+                        <a:ext uri="{28A0092B-C50C-407E-A947-70E740481C1C}">
+                          <a14:useLocalDpi xmlns:a14="http://schemas.microsoft.com/office/drawing/2010/main" val="0"/>
+                        </a:ext>
+                      </a:extLst>
+                    </a:blip>
+                    <a:srcRect/>
+                    <a:stretch>
+                      <a:fillRect/>
+                    </a:stretch>
+                  </pic:blipFill>
+                  <pic:spPr bwMode="auto">
+                    <a:xfrm>
+                      <a:off x="0" y="0"/>
+                      <a:ext cx="1992072" cy="4015511"/>
+                    </a:xfrm>
+                    <a:prstGeom prst="rect">
+                      <a:avLst/>
+                    </a:prstGeom>
+                    <a:noFill/>
+                    <a:ln>
+                      <a:noFill/>
+                    </a:ln>
+                  </pic:spPr>
+                </pic:pic>
+              </a:graphicData>
+            </a:graphic>
+          </wp:inline>
+        </w:drawing>
+      </w:r>
+    </w:p>
+    <w:p>
+      <w:pPr>
+        <w:rPr>
+          <w:rFonts w:ascii="Arial" w:hAnsi="Arial" w:cs="Arial"/>
+          <w:sz w:val="24"/>
+        </w:rPr>
+      </w:pPr>
+      <w:r>
+        <w:rPr>
+          <w:rFonts w:ascii="Arial" w:hAnsi="Arial" w:cs="Arial"/>
+          <w:noProof/>
+          <w:sz w:val="24"/>
+        </w:rPr>
+        <mc:AlternateContent>
+          <mc:Choice Requires="wps">
+            <w:drawing>
+              <wp:anchor distT="0" distB="0" distL="114300" distR="114300" simplePos="0" relativeHeight="251661312" behindDoc="0" locked="0" layoutInCell="1" allowOverlap="1">
+                <wp:simplePos x="0" y="0"/>
+                <wp:positionH relativeFrom="column">
+                  <wp:posOffset>2391198</wp:posOffset>
+                </wp:positionH>
+                <wp:positionV relativeFrom="paragraph">
+                  <wp:posOffset>-2540</wp:posOffset>
+                </wp:positionV>
+                <wp:extent cx="2683510" cy="2074333"/>
+                <wp:effectExtent l="0" t="0" r="21590" b="21590"/>
+                <wp:wrapNone/>
+                <wp:docPr id="8" name="Caixa de texto 8"/>
+                <wp:cNvGraphicFramePr/>
+                <a:graphic xmlns:a="http://schemas.openxmlformats.org/drawingml/2006/main">
+                  <a:graphicData uri="http://schemas.microsoft.com/office/word/2010/wordprocessingShape">
+                    <wps:wsp>
+                      <wps:cNvSpPr txBox="1"/>
+                      <wps:spPr>
+                        <a:xfrm>
+                          <a:off x="0" y="0"/>
+                          <a:ext cx="2683510" cy="2074333"/>
+                        </a:xfrm>
+                        <a:prstGeom prst="rect">
+                          <a:avLst/>
+                        </a:prstGeom>
+                        <a:solidFill>
+                          <a:schemeClr val="lt1"/>
+                        </a:solidFill>
+                        <a:ln w="6350">
+                          <a:solidFill>
+                            <a:prstClr val="black"/>
+                          </a:solidFill>
+                        </a:ln>
+                        <a:effectLst/>
+                      </wps:spPr>
+                      <wps:style>
+                        <a:lnRef idx="0">
+                          <a:schemeClr val="accent1"/>
+                        </a:lnRef>
+                        <a:fillRef idx="0">
+                          <a:schemeClr val="accent1"/>
+                        </a:fillRef>
+                        <a:effectRef idx="0">
+                          <a:schemeClr val="accent1"/>
+                        </a:effectRef>
+                        <a:fontRef idx="minor">
+                          <a:schemeClr val="dk1"/>
+                        </a:fontRef>
+                      </wps:style>
+                      <wps:txbx>
+                        <w:txbxContent>
+                          <w:p>
+                            <w:r>
+                              <w:t>Tela de exibição individual de livros</w:t>
+                            </w:r>
+                          </w:p>
+                          <w:p>
+                            <w:r>
+                              <w:t>No canto superior esquerdo o mesmo botão para a barra lateral, e ao lado direito um botão para a edição dos dados do livro.</w:t>
+                            </w:r>
+                          </w:p>
+                          <w:p>
+                            <w:r>
+                              <w:t xml:space="preserve">Exceto pelo botão de “obtido?” (e pelo espaço em branco para uma imagem da capa do livro), todos os outros elementos são </w:t>
+                            </w:r>
+                            <w:proofErr w:type="gramStart"/>
+                            <w:r>
+                              <w:t>textView</w:t>
+                            </w:r>
+                            <w:proofErr w:type="gramEnd"/>
+                            <w:r>
+                              <w:t>.</w:t>
+                            </w:r>
+                          </w:p>
+                        </w:txbxContent>
+                      </wps:txbx>
+                      <wps:bodyPr rot="0" spcFirstLastPara="0" vertOverflow="overflow" horzOverflow="overflow" vert="horz" wrap="square" lIns="91440" tIns="45720" rIns="91440" bIns="45720" numCol="1" spcCol="0" rtlCol="0" fromWordArt="0" anchor="t" anchorCtr="0" forceAA="0" compatLnSpc="1">
+                        <a:prstTxWarp prst="textNoShape">
+                          <a:avLst/>
+                        </a:prstTxWarp>
+                        <a:noAutofit/>
+                      </wps:bodyPr>
+                    </wps:wsp>
+                  </a:graphicData>
+                </a:graphic>
+                <wp14:sizeRelH relativeFrom="margin">
+                  <wp14:pctWidth>0</wp14:pctWidth>
+                </wp14:sizeRelH>
+              </wp:anchor>
+            </w:drawing>
+          </mc:Choice>
+          <mc:Fallback>
+            <w:pict>
+              <v:shape id="Caixa de texto 8" o:spid="_x0000_s1028" type="#_x0000_t202" style="position:absolute;margin-left:188.3pt;margin-top:-.2pt;width:211.3pt;height:163.35pt;z-index:251661312;visibility:visible;mso-wrap-style:square;mso-width-percent:0;mso-wrap-distance-left:9pt;mso-wrap-distance-top:0;mso-wrap-distance-right:9pt;mso-wrap-distance-bottom:0;mso-position-horizontal:absolute;mso-position-horizontal-relative:text;mso-position-vertical:absolute;mso-position-vertical-relative:text;mso-width-percent:0;mso-width-relative:margin;v-text-anchor:top" o:gfxdata="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" fillcolor="white [3201]" strokeweight=".5pt">
+                <v:textbox>
+                  <w:txbxContent>
+                    <w:p>
+                      <w:r>
+                        <w:t>Tela de exibição individual de livros</w:t>
+                      </w:r>
+                    </w:p>
+                    <w:p>
+                      <w:r>
+                        <w:t>No canto superior esquerdo o mesmo botão para a barra lateral, e ao lado direito um botão para a edição dos dados do livro.</w:t>
+                      </w:r>
+                    </w:p>
+                    <w:p>
+                      <w:r>
+                        <w:t xml:space="preserve">Exceto pelo botão de “obtido?” (e pelo espaço em branco para uma imagem da capa do livro), todos os outros elementos são </w:t>
+                      </w:r>
+                      <w:proofErr w:type="gramStart"/>
+                      <w:r>
+                        <w:t>textView</w:t>
+                      </w:r>
+                      <w:proofErr w:type="gramEnd"/>
+                      <w:r>
+                        <w:t>.</w:t>
+                      </w:r>
+                    </w:p>
+                  </w:txbxContent>
+                </v:textbox>
+              </v:shape>
+            </w:pict>
+          </mc:Fallback>
+        </mc:AlternateContent>
+      </w:r>
+      <w:r>
+        <w:rPr>
+          <w:rFonts w:ascii="Arial" w:hAnsi="Arial" w:cs="Arial"/>
+          <w:noProof/>
+          <w:sz w:val="24"/>
+        </w:rPr>
+        <w:drawing>
+          <wp:inline distT="0" distB="0" distL="0" distR="0">
+            <wp:extent cx="1989667" cy="4417667"/>
+            <wp:effectExtent l="0" t="0" r="0" b="2540"/>
+            <wp:docPr id="7" name="Imagem 7" descr="C:\Pendragon\Mein Programs\Projects\Operação Bibliotheca Alexandrina\Interfaces (protótipos)\Interface Livro Unico.jpg"/>
+            <wp:cNvGraphicFramePr>
+              <a:graphicFrameLocks xmlns:a="http://schemas.openxmlformats.org/drawingml/2006/main" noChangeAspect="1"/>
+            </wp:cNvGraphicFramePr>
+            <a:graphic xmlns:a="http://schemas.openxmlformats.org/drawingml/2006/main">
+              <a:graphicData uri="http://schemas.openxmlformats.org/drawingml/2006/picture">
+                <pic:pic xmlns:pic="http://schemas.openxmlformats.org/drawingml/2006/picture">
+                  <pic:nvPicPr>
+                    <pic:cNvPr id="0" name="Picture 3" descr="C:\Pendragon\Mein Programs\Projects\Operação Bibliotheca Alexandrina\Interfaces (protótipos)\Interface Livro Unico.jpg"/>
+                    <pic:cNvPicPr>
+                      <a:picLocks noChangeAspect="1" noChangeArrowheads="1"/>
+                    </pic:cNvPicPr>
+                  </pic:nvPicPr>
+                  <pic:blipFill>
+                    <a:blip r:embed="rId9" cstate="print">
+                      <a:extLst>
+                        <a:ext uri="{28A0092B-C50C-407E-A947-70E740481C1C}">
+                          <a14:useLocalDpi xmlns:a14="http://schemas.microsoft.com/office/drawing/2010/main" val="0"/>
+                        </a:ext>
+                      </a:extLst>
+                    </a:blip>
+                    <a:srcRect/>
+                    <a:stretch>
+                      <a:fillRect/>
+                    </a:stretch>
+                  </pic:blipFill>
+                  <pic:spPr bwMode="auto">
+                    <a:xfrm>
+                      <a:off x="0" y="0"/>
+                      <a:ext cx="1989628" cy="4417580"/>
+                    </a:xfrm>
+                    <a:prstGeom prst="rect">
+                      <a:avLst/>
+                    </a:prstGeom>
+                    <a:noFill/>
+                    <a:ln>
+                      <a:noFill/>
+                    </a:ln>
+                  </pic:spPr>
+                </pic:pic>
+              </a:graphicData>
+            </a:graphic>
+          </wp:inline>
+        </w:drawing>
+      </w:r>
+    </w:p>
+    <w:p>
+      <w:pPr>
+        <w:rPr>
+          <w:rFonts w:ascii="Arial" w:hAnsi="Arial" w:cs="Arial"/>
+          <w:sz w:val="24"/>
+        </w:rPr>
+      </w:pPr>
+      <w:r>
+        <w:rPr>
+          <w:rFonts w:ascii="Arial" w:hAnsi="Arial" w:cs="Arial"/>
+          <w:noProof/>
+          <w:sz w:val="24"/>
+        </w:rPr>
+        <w:lastRenderedPageBreak/>
+        <mc:AlternateContent>
+          <mc:Choice Requires="wps">
+            <w:drawing>
+              <wp:anchor distT="0" distB="0" distL="114300" distR="114300" simplePos="0" relativeHeight="251662336" behindDoc="0" locked="0" layoutInCell="1" allowOverlap="1">
+                <wp:simplePos x="0" y="0"/>
+                <wp:positionH relativeFrom="column">
+                  <wp:posOffset>2399665</wp:posOffset>
+                </wp:positionH>
+                <wp:positionV relativeFrom="paragraph">
+                  <wp:posOffset>40005</wp:posOffset>
+                </wp:positionV>
+                <wp:extent cx="2709333" cy="2125133"/>
+                <wp:effectExtent l="0" t="0" r="15240" b="27940"/>
+                <wp:wrapNone/>
+                <wp:docPr id="10" name="Caixa de texto 10"/>
+                <wp:cNvGraphicFramePr/>
+                <a:graphic xmlns:a="http://schemas.openxmlformats.org/drawingml/2006/main">
+                  <a:graphicData uri="http://schemas.microsoft.com/office/word/2010/wordprocessingShape">
+                    <wps:wsp>
+                      <wps:cNvSpPr txBox="1"/>
+                      <wps:spPr>
+                        <a:xfrm>
+                          <a:off x="0" y="0"/>
+                          <a:ext cx="2709333" cy="2125133"/>
+                        </a:xfrm>
+                        <a:prstGeom prst="rect">
+                          <a:avLst/>
+                        </a:prstGeom>
+                        <a:solidFill>
+                          <a:schemeClr val="lt1"/>
+                        </a:solidFill>
+                        <a:ln w="6350">
+                          <a:solidFill>
+                            <a:prstClr val="black"/>
+                          </a:solidFill>
+                        </a:ln>
+                        <a:effectLst/>
+                      </wps:spPr>
+                      <wps:style>
+                        <a:lnRef idx="0">
+                          <a:schemeClr val="accent1"/>
+                        </a:lnRef>
+                        <a:fillRef idx="0">
+                          <a:schemeClr val="accent1"/>
+                        </a:fillRef>
+                        <a:effectRef idx="0">
+                          <a:schemeClr val="accent1"/>
+                        </a:effectRef>
+                        <a:fontRef idx="minor">
+                          <a:schemeClr val="dk1"/>
+                        </a:fontRef>
+                      </wps:style>
+                      <wps:txbx>
+                        <w:txbxContent>
+                          <w:p>
+                            <w:r>
+                              <w:t>Tela de exibição individual de autores.</w:t>
+                            </w:r>
+                          </w:p>
+                          <w:p>
+                            <w:r>
+                              <w:t xml:space="preserve">Os elementos são os mesmos da interface de exibição individual de </w:t>
+                            </w:r>
+                            <w:r>
+                              <w:t>livros</w:t>
+                            </w:r>
+                            <w:bookmarkStart w:id="0" w:name="_GoBack"/>
+                            <w:bookmarkEnd w:id="0"/>
+                          </w:p>
+                        </w:txbxContent>
+                      </wps:txbx>
+                      <wps:bodyPr rot="0" spcFirstLastPara="0" vertOverflow="overflow" horzOverflow="overflow" vert="horz" wrap="square" lIns="91440" tIns="45720" rIns="91440" bIns="45720" numCol="1" spcCol="0" rtlCol="0" fromWordArt="0" anchor="t" anchorCtr="0" forceAA="0" compatLnSpc="1">
+                        <a:prstTxWarp prst="textNoShape">
+                          <a:avLst/>
+                        </a:prstTxWarp>
+                        <a:noAutofit/>
+                      </wps:bodyPr>
+                    </wps:wsp>
+                  </a:graphicData>
+                </a:graphic>
+              </wp:anchor>
+            </w:drawing>
+          </mc:Choice>
+          <mc:Fallback>
+            <w:pict>
+              <v:shape id="Caixa de texto 10" o:spid="_x0000_s1029" type="#_x0000_t202" style="position:absolute;margin-left:188.95pt;margin-top:3.15pt;width:213.35pt;height:167.35pt;z-index:251662336;visibility:visible;mso-wrap-style:square;mso-wrap-distance-left:9pt;mso-wrap-distance-top:0;mso-wrap-distance-right:9pt;mso-wrap-distance-bottom:0;mso-position-horizontal:absolute;mso-position-horizontal-relative:text;mso-position-vertical:absolute;mso-position-vertical-relative:text;v-text-anchor:top" o:gfxdata="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" fillcolor="white [3201]" strokeweight=".5pt">
+                <v:textbox>
+                  <w:txbxContent>
+                    <w:p>
+                      <w:r>
+                        <w:t>Tela de exibição individual de autores.</w:t>
+                      </w:r>
+                    </w:p>
+                    <w:p>
+                      <w:r>
+                        <w:t xml:space="preserve">Os elementos são os mesmos da interface de exibição individual de </w:t>
+                      </w:r>
+                      <w:r>
+                        <w:t>livros</w:t>
+                      </w:r>
+                      <w:bookmarkStart w:id="1" w:name="_GoBack"/>
+                      <w:bookmarkEnd w:id="1"/>
+                    </w:p>
+                  </w:txbxContent>
+                </v:textbox>
+              </v:shape>
+            </w:pict>
+          </mc:Fallback>
+        </mc:AlternateContent>
+      </w:r>
+      <w:r>
+        <w:rPr>
+          <w:rFonts w:ascii="Arial" w:hAnsi="Arial" w:cs="Arial"/>
+          <w:noProof/>
+          <w:sz w:val="24"/>
+        </w:rPr>
+        <w:drawing>
+          <wp:inline distT="0" distB="0" distL="0" distR="0">
+            <wp:extent cx="1909069" cy="4238711"/>
+            <wp:effectExtent l="0" t="0" r="0" b="0"/>
+            <wp:docPr id="9" name="Imagem 9" descr="C:\Pendragon\Mein Programs\Projects\Operação Bibliotheca Alexandrina\Interfaces (protótipos)\Interface Autor.jpg"/>
+            <wp:cNvGraphicFramePr>
+              <a:graphicFrameLocks xmlns:a="http://schemas.openxmlformats.org/drawingml/2006/main" noChangeAspect="1"/>
+            </wp:cNvGraphicFramePr>
+            <a:graphic xmlns:a="http://schemas.openxmlformats.org/drawingml/2006/main">
+              <a:graphicData uri="http://schemas.openxmlformats.org/drawingml/2006/picture">
+                <pic:pic xmlns:pic="http://schemas.openxmlformats.org/drawingml/2006/picture">
+                  <pic:nvPicPr>
+                    <pic:cNvPr id="0" name="Picture 4" descr="C:\Pendragon\Mein Programs\Projects\Operação Bibliotheca Alexandrina\Interfaces (protótipos)\Interface Autor.jpg"/>
+                    <pic:cNvPicPr>
+                      <a:picLocks noChangeAspect="1" noChangeArrowheads="1"/>
+                    </pic:cNvPicPr>
+                  </pic:nvPicPr>
+                  <pic:blipFill>
+                    <a:blip r:embed="rId10" cstate="print">
+                      <a:extLst>
+                        <a:ext uri="{28A0092B-C50C-407E-A947-70E740481C1C}">
+                          <a14:useLocalDpi xmlns:a14="http://schemas.microsoft.com/office/drawing/2010/main" val="0"/>
+                        </a:ext>
+                      </a:extLst>
+                    </a:blip>
+                    <a:srcRect/>
+                    <a:stretch>
+                      <a:fillRect/>
+                    </a:stretch>
+                  </pic:blipFill>
+                  <pic:spPr bwMode="auto">
+                    <a:xfrm>
+                      <a:off x="0" y="0"/>
+                      <a:ext cx="1916114" cy="4254354"/>
+                    </a:xfrm>
+                    <a:prstGeom prst="rect">
+                      <a:avLst/>
+                    </a:prstGeom>
+                    <a:noFill/>
+                    <a:ln>
+                      <a:noFill/>
+                    </a:ln>
+                  </pic:spPr>
+                </pic:pic>
+              </a:graphicData>
+            </a:graphic>
+          </wp:inline>
+        </w:drawing>
+      </w:r>
     </w:p>
     <w:sectPr>
       <w:pgSz w:w="11906" w:h="16838"/>
